--- a/Q2_Lectures/Hofstad_FHCC_Sermon_18.docx
+++ b/Q2_Lectures/Hofstad_FHCC_Sermon_18.docx
@@ -94,7 +94,23 @@
           <w:b/>
           <w:bCs/>
         </w:rPr>
-        <w:t>Quarter Two / Week 17: Sermon for Shabbat and Sunday</w:t>
+        <w:t>Quarter Two / Week 1</w:t>
+      </w:r>
+      <w:r>
+        <w:rPr>
+          <w:rFonts w:ascii="Inter" w:hAnsi="Inter"/>
+          <w:b/>
+          <w:bCs/>
+        </w:rPr>
+        <w:t>8</w:t>
+      </w:r>
+      <w:r>
+        <w:rPr>
+          <w:rFonts w:ascii="Inter" w:hAnsi="Inter"/>
+          <w:b/>
+          <w:bCs/>
+        </w:rPr>
+        <w:t>: Sermon for Shabbat and Sunday</w:t>
       </w:r>
     </w:p>
     <w:p>
@@ -161,16 +177,8 @@
         <w:rPr>
           <w:rFonts w:ascii="Inter" w:hAnsi="Inter"/>
         </w:rPr>
-        <w:t xml:space="preserve">Operational readiness is not merely about kinetic force; it is deeply rooted in the logistics of community support, the integrity of our contracts, and the strategic deployment of knowledge. This week, we are analyzing the tactical laws of reciprocity. We are defining what it means to pay back what is </w:t>
-      </w:r>
-      <w:proofErr w:type="gramStart"/>
-      <w:r>
-        <w:rPr>
-          <w:rFonts w:ascii="Inter" w:hAnsi="Inter"/>
-        </w:rPr>
-        <w:t>owed</w:t>
-      </w:r>
-      <w:proofErr w:type="gramEnd"/>
+        <w:t>Operational readiness is not merely about kinetic force; it is deeply rooted in the logistics of community support, the integrity of our contracts, and the strategic deployment of knowledge. This week, we are analyzing the tactical laws of reciprocity. We are defining what it means to pay back what is owed</w:t>
+      </w:r>
       <w:r>
         <w:rPr>
           <w:rFonts w:ascii="Inter" w:hAnsi="Inter"/>
@@ -472,21 +480,7 @@
         <w:rPr>
           <w:rFonts w:ascii="Inter" w:hAnsi="Inter"/>
         </w:rPr>
-        <w:t xml:space="preserve">When you make a contract that involves borrowing, you must understand the operational mechanics of that transaction. </w:t>
-      </w:r>
-      <w:proofErr w:type="gramStart"/>
-      <w:r>
-        <w:rPr>
-          <w:rFonts w:ascii="Inter" w:hAnsi="Inter"/>
-        </w:rPr>
-        <w:t>Generally speaking, loaning</w:t>
-      </w:r>
-      <w:proofErr w:type="gramEnd"/>
-      <w:r>
-        <w:rPr>
-          <w:rFonts w:ascii="Inter" w:hAnsi="Inter"/>
-        </w:rPr>
-        <w:t xml:space="preserve"> is not the most profitable niche in the market. Selling a product upfront is the desirable, highly profitable position. Therefore, when an individual inside your community issues a loan to you, they are operating in the niche of </w:t>
+        <w:t xml:space="preserve">When you make a contract that involves borrowing, you must understand the operational mechanics of that transaction. Generally speaking, loaning is not the most profitable niche in the market. Selling a product upfront is the desirable, highly profitable position. Therefore, when an individual inside your community issues a loan to you, they are operating in the niche of </w:t>
       </w:r>
       <w:r>
         <w:rPr>
@@ -520,21 +514,7 @@
         <w:rPr>
           <w:rFonts w:ascii="Inter" w:hAnsi="Inter"/>
         </w:rPr>
-        <w:t xml:space="preserve">Unless your lender is operating under a fractional reserve banking system, they are not extracting massive financial profit from you. The profit they extract is seeing the people they know succeed. Their primary objective is </w:t>
-      </w:r>
-      <w:proofErr w:type="gramStart"/>
-      <w:r>
-        <w:rPr>
-          <w:rFonts w:ascii="Inter" w:hAnsi="Inter"/>
-        </w:rPr>
-        <w:t>the strengthening of</w:t>
-      </w:r>
-      <w:proofErr w:type="gramEnd"/>
-      <w:r>
-        <w:rPr>
-          <w:rFonts w:ascii="Inter" w:hAnsi="Inter"/>
-        </w:rPr>
-        <w:t xml:space="preserve"> their community.</w:t>
+        <w:t>Unless your lender is operating under a fractional reserve banking system, they are not extracting massive financial profit from you. The profit they extract is seeing the people they know succeed. Their primary objective is the strengthening of their community.</w:t>
       </w:r>
     </w:p>
     <w:p>
@@ -900,21 +880,7 @@
         <w:rPr>
           <w:rFonts w:ascii="Inter" w:hAnsi="Inter"/>
         </w:rPr>
-        <w:t xml:space="preserve">Consider the individual who spent years teaching you a valuable trade or a critical skill when you were younger. When you look at your future as a professional in that field, that instructor should receive a gift. This is how you </w:t>
-      </w:r>
-      <w:proofErr w:type="gramStart"/>
-      <w:r>
-        <w:rPr>
-          <w:rFonts w:ascii="Inter" w:hAnsi="Inter"/>
-        </w:rPr>
-        <w:t>pay it</w:t>
-      </w:r>
-      <w:proofErr w:type="gramEnd"/>
-      <w:r>
-        <w:rPr>
-          <w:rFonts w:ascii="Inter" w:hAnsi="Inter"/>
-        </w:rPr>
-        <w:t xml:space="preserve"> forward and encourage the continuation of community support. If no one ever returned gifts to the instructors who built them up in past decades, the community would lose its motivation to train the next generation.</w:t>
+        <w:t>Consider the individual who spent years teaching you a valuable trade or a critical skill when you were younger. When you look at your future as a professional in that field, that instructor should receive a gift. This is how you pay it forward and encourage the continuation of community support. If no one ever returned gifts to the instructors who built them up in past decades, the community would lose its motivation to train the next generation.</w:t>
       </w:r>
     </w:p>
     <w:p>
@@ -1249,21 +1215,7 @@
         <w:rPr>
           <w:rFonts w:ascii="Inter" w:hAnsi="Inter"/>
         </w:rPr>
-        <w:t xml:space="preserve">We understand the financial concept of the fractional reserve </w:t>
-      </w:r>
-      <w:proofErr w:type="gramStart"/>
-      <w:r>
-        <w:rPr>
-          <w:rFonts w:ascii="Inter" w:hAnsi="Inter"/>
-        </w:rPr>
-        <w:t>policy—</w:t>
-      </w:r>
-      <w:proofErr w:type="gramEnd"/>
-      <w:r>
-        <w:rPr>
-          <w:rFonts w:ascii="Inter" w:hAnsi="Inter"/>
-        </w:rPr>
-        <w:t>leveraging a small amount of capital to create a massive impact. We must apply this same policy to our intelligence and our skills. Under the fractional reserve policy of knowledge, you can teach 10 people 1 critical skill, and your community will be repaid 10 times over for that 1 investment.</w:t>
+        <w:t>We understand the financial concept of the fractional reserve policy—leveraging a small amount of capital to create a massive impact. We must apply this same policy to our intelligence and our skills. Under the fractional reserve policy of knowledge, you can teach 10 people 1 critical skill, and your community will be repaid 10 times over for that 1 investment.</w:t>
       </w:r>
     </w:p>
     <w:p>
@@ -2175,19 +2127,11 @@
           <w:rFonts w:ascii="Inter" w:hAnsi="Inter"/>
         </w:rPr>
       </w:pPr>
-      <w:proofErr w:type="spellStart"/>
-      <w:r>
-        <w:rPr>
-          <w:rFonts w:ascii="Inter" w:hAnsi="Inter"/>
-        </w:rPr>
-        <w:t>SmartAsset</w:t>
-      </w:r>
-      <w:proofErr w:type="spellEnd"/>
-      <w:r>
-        <w:rPr>
-          <w:rFonts w:ascii="Inter" w:hAnsi="Inter"/>
-        </w:rPr>
-        <w:t xml:space="preserve">. (n.d.). </w:t>
+      <w:r>
+        <w:rPr>
+          <w:rFonts w:ascii="Inter" w:hAnsi="Inter"/>
+        </w:rPr>
+        <w:t xml:space="preserve">SmartAsset. (n.d.). </w:t>
       </w:r>
       <w:r>
         <w:rPr>
@@ -2776,19 +2720,11 @@
           <w:rFonts w:ascii="Inter" w:hAnsi="Inter"/>
         </w:rPr>
       </w:pPr>
-      <w:proofErr w:type="spellStart"/>
-      <w:r>
-        <w:rPr>
-          <w:rFonts w:ascii="Inter" w:hAnsi="Inter"/>
-        </w:rPr>
-        <w:t>OpenBible</w:t>
-      </w:r>
-      <w:proofErr w:type="spellEnd"/>
-      <w:r>
-        <w:rPr>
-          <w:rFonts w:ascii="Inter" w:hAnsi="Inter"/>
-        </w:rPr>
-        <w:t xml:space="preserve">. (n.d.). </w:t>
+      <w:r>
+        <w:rPr>
+          <w:rFonts w:ascii="Inter" w:hAnsi="Inter"/>
+        </w:rPr>
+        <w:t xml:space="preserve">OpenBible. (n.d.). </w:t>
       </w:r>
       <w:r>
         <w:rPr>
@@ -2830,19 +2766,11 @@
           <w:rFonts w:ascii="Inter" w:hAnsi="Inter"/>
         </w:rPr>
       </w:pPr>
-      <w:proofErr w:type="gramStart"/>
-      <w:r>
-        <w:rPr>
-          <w:rFonts w:ascii="Inter" w:hAnsi="Inter"/>
-        </w:rPr>
-        <w:t>Today</w:t>
-      </w:r>
-      <w:proofErr w:type="gramEnd"/>
-      <w:r>
-        <w:rPr>
-          <w:rFonts w:ascii="Inter" w:hAnsi="Inter"/>
-        </w:rPr>
-        <w:t xml:space="preserve"> Devotional. (n.d.). </w:t>
+      <w:r>
+        <w:rPr>
+          <w:rFonts w:ascii="Inter" w:hAnsi="Inter"/>
+        </w:rPr>
+        <w:t xml:space="preserve">Today Devotional. (n.d.). </w:t>
       </w:r>
       <w:r>
         <w:rPr>
@@ -2890,41 +2818,13 @@
         </w:rPr>
         <w:t xml:space="preserve">Torah.org. (n.d.). </w:t>
       </w:r>
-      <w:proofErr w:type="spellStart"/>
       <w:r>
         <w:rPr>
           <w:rFonts w:ascii="Inter" w:hAnsi="Inter"/>
           <w:i/>
           <w:iCs/>
         </w:rPr>
-        <w:t>Pirkei</w:t>
-      </w:r>
-      <w:proofErr w:type="spellEnd"/>
-      <w:r>
-        <w:rPr>
-          <w:rFonts w:ascii="Inter" w:hAnsi="Inter"/>
-          <w:i/>
-          <w:iCs/>
-        </w:rPr>
-        <w:t xml:space="preserve"> </w:t>
-      </w:r>
-      <w:proofErr w:type="spellStart"/>
-      <w:r>
-        <w:rPr>
-          <w:rFonts w:ascii="Inter" w:hAnsi="Inter"/>
-          <w:i/>
-          <w:iCs/>
-        </w:rPr>
-        <w:t>Avos</w:t>
-      </w:r>
-      <w:proofErr w:type="spellEnd"/>
-      <w:r>
-        <w:rPr>
-          <w:rFonts w:ascii="Inter" w:hAnsi="Inter"/>
-          <w:i/>
-          <w:iCs/>
-        </w:rPr>
-        <w:t xml:space="preserve"> chapter 4 6</w:t>
+        <w:t>Pirkei Avos chapter 4 6</w:t>
       </w:r>
       <w:r>
         <w:rPr>
@@ -3175,19 +3075,11 @@
           <w:rFonts w:ascii="Inter" w:hAnsi="Inter"/>
         </w:rPr>
       </w:pPr>
-      <w:proofErr w:type="spellStart"/>
-      <w:r>
-        <w:rPr>
-          <w:rFonts w:ascii="Inter" w:hAnsi="Inter"/>
-        </w:rPr>
-        <w:t>SermonIndex</w:t>
-      </w:r>
-      <w:proofErr w:type="spellEnd"/>
-      <w:r>
-        <w:rPr>
-          <w:rFonts w:ascii="Inter" w:hAnsi="Inter"/>
-        </w:rPr>
-        <w:t xml:space="preserve">. (n.d.). </w:t>
+      <w:r>
+        <w:rPr>
+          <w:rFonts w:ascii="Inter" w:hAnsi="Inter"/>
+        </w:rPr>
+        <w:t xml:space="preserve">SermonIndex. (n.d.). </w:t>
       </w:r>
       <w:r>
         <w:rPr>
@@ -3584,19 +3476,11 @@
           <w:rFonts w:ascii="Inter" w:hAnsi="Inter"/>
         </w:rPr>
       </w:pPr>
-      <w:proofErr w:type="spellStart"/>
-      <w:r>
-        <w:rPr>
-          <w:rFonts w:ascii="Inter" w:hAnsi="Inter"/>
-        </w:rPr>
-        <w:t>GotQuestions</w:t>
-      </w:r>
-      <w:proofErr w:type="spellEnd"/>
-      <w:r>
-        <w:rPr>
-          <w:rFonts w:ascii="Inter" w:hAnsi="Inter"/>
-        </w:rPr>
-        <w:t xml:space="preserve">. (n.d.). </w:t>
+      <w:r>
+        <w:rPr>
+          <w:rFonts w:ascii="Inter" w:hAnsi="Inter"/>
+        </w:rPr>
+        <w:t xml:space="preserve">GotQuestions. (n.d.). </w:t>
       </w:r>
       <w:r>
         <w:rPr>
@@ -3684,19 +3568,11 @@
           <w:rFonts w:ascii="Inter" w:hAnsi="Inter"/>
         </w:rPr>
       </w:pPr>
-      <w:proofErr w:type="spellStart"/>
-      <w:r>
-        <w:rPr>
-          <w:rFonts w:ascii="Inter" w:hAnsi="Inter"/>
-        </w:rPr>
-        <w:t>OpenBible</w:t>
-      </w:r>
-      <w:proofErr w:type="spellEnd"/>
-      <w:r>
-        <w:rPr>
-          <w:rFonts w:ascii="Inter" w:hAnsi="Inter"/>
-        </w:rPr>
-        <w:t xml:space="preserve">. (n.d.). </w:t>
+      <w:r>
+        <w:rPr>
+          <w:rFonts w:ascii="Inter" w:hAnsi="Inter"/>
+        </w:rPr>
+        <w:t xml:space="preserve">OpenBible. (n.d.). </w:t>
       </w:r>
       <w:r>
         <w:rPr>
@@ -3863,19 +3739,11 @@
           <w:rFonts w:ascii="Inter" w:hAnsi="Inter"/>
         </w:rPr>
       </w:pPr>
-      <w:proofErr w:type="spellStart"/>
-      <w:r>
-        <w:rPr>
-          <w:rFonts w:ascii="Inter" w:hAnsi="Inter"/>
-        </w:rPr>
-        <w:t>OpenBible</w:t>
-      </w:r>
-      <w:proofErr w:type="spellEnd"/>
-      <w:r>
-        <w:rPr>
-          <w:rFonts w:ascii="Inter" w:hAnsi="Inter"/>
-        </w:rPr>
-        <w:t xml:space="preserve">. (n.d.). </w:t>
+      <w:r>
+        <w:rPr>
+          <w:rFonts w:ascii="Inter" w:hAnsi="Inter"/>
+        </w:rPr>
+        <w:t xml:space="preserve">OpenBible. (n.d.). </w:t>
       </w:r>
       <w:r>
         <w:rPr>
@@ -3917,19 +3785,11 @@
           <w:rFonts w:ascii="Inter" w:hAnsi="Inter"/>
         </w:rPr>
       </w:pPr>
-      <w:proofErr w:type="spellStart"/>
-      <w:r>
-        <w:rPr>
-          <w:rFonts w:ascii="Inter" w:hAnsi="Inter"/>
-        </w:rPr>
-        <w:t>OpenBible</w:t>
-      </w:r>
-      <w:proofErr w:type="spellEnd"/>
-      <w:r>
-        <w:rPr>
-          <w:rFonts w:ascii="Inter" w:hAnsi="Inter"/>
-        </w:rPr>
-        <w:t xml:space="preserve">. (n.d.). </w:t>
+      <w:r>
+        <w:rPr>
+          <w:rFonts w:ascii="Inter" w:hAnsi="Inter"/>
+        </w:rPr>
+        <w:t xml:space="preserve">OpenBible. (n.d.). </w:t>
       </w:r>
       <w:r>
         <w:rPr>
@@ -4017,19 +3877,11 @@
           <w:rFonts w:ascii="Inter" w:hAnsi="Inter"/>
         </w:rPr>
       </w:pPr>
-      <w:proofErr w:type="spellStart"/>
-      <w:r>
-        <w:rPr>
-          <w:rFonts w:ascii="Inter" w:hAnsi="Inter"/>
-        </w:rPr>
-        <w:t>SecureGive</w:t>
-      </w:r>
-      <w:proofErr w:type="spellEnd"/>
-      <w:r>
-        <w:rPr>
-          <w:rFonts w:ascii="Inter" w:hAnsi="Inter"/>
-        </w:rPr>
-        <w:t xml:space="preserve">. (n.d.). </w:t>
+      <w:r>
+        <w:rPr>
+          <w:rFonts w:ascii="Inter" w:hAnsi="Inter"/>
+        </w:rPr>
+        <w:t xml:space="preserve">SecureGive. (n.d.). </w:t>
       </w:r>
       <w:r>
         <w:rPr>
@@ -4075,21 +3927,7 @@
         <w:rPr>
           <w:rFonts w:ascii="Inter" w:hAnsi="Inter"/>
         </w:rPr>
-        <w:t xml:space="preserve">The </w:t>
-      </w:r>
-      <w:proofErr w:type="spellStart"/>
-      <w:r>
-        <w:rPr>
-          <w:rFonts w:ascii="Inter" w:hAnsi="Inter"/>
-        </w:rPr>
-        <w:t>Signatry</w:t>
-      </w:r>
-      <w:proofErr w:type="spellEnd"/>
-      <w:r>
-        <w:rPr>
-          <w:rFonts w:ascii="Inter" w:hAnsi="Inter"/>
-        </w:rPr>
-        <w:t xml:space="preserve">. (n.d.). </w:t>
+        <w:t xml:space="preserve">The Signatry. (n.d.). </w:t>
       </w:r>
       <w:r>
         <w:rPr>
@@ -4733,25 +4571,7 @@
           <w:b/>
           <w:bCs/>
         </w:rPr>
-        <w:t>Virus Treatment Centers [</w:t>
-      </w:r>
-      <w:proofErr w:type="spellStart"/>
-      <w:r>
-        <w:rPr>
-          <w:rFonts w:ascii="Inter" w:hAnsi="Inter"/>
-          <w:b/>
-          <w:bCs/>
-        </w:rPr>
-        <w:t>VirusTC</w:t>
-      </w:r>
-      <w:proofErr w:type="spellEnd"/>
-      <w:r>
-        <w:rPr>
-          <w:rFonts w:ascii="Inter" w:hAnsi="Inter"/>
-          <w:b/>
-          <w:bCs/>
-        </w:rPr>
-        <w:t>]</w:t>
+        <w:t>Virus Treatment Centers [VirusTC]</w:t>
       </w:r>
     </w:p>
     <w:p>
